--- a/appendices/MMA4_query_generation.docx
+++ b/appendices/MMA4_query_generation.docx
@@ -9592,6 +9592,64 @@
                 <w:szCs w:val="17"/>
               </w:rPr>
               <w:t xml:space="preserve">0.0 for metadata extraction; 0.3 for query generation</w:t>
+            </w:r>
+          </w:p>
+        </w:tc>
+      </w:tr>
+      <w:tr>
+        <w:trPr>
+          <w:cantSplit/>
+          <w:tblHeader w:val="false"/>
+        </w:trPr>
+        <w:tc>
+          <w:tcPr>
+            <w:tcW w:type="dxa" w:w="2658"/>
+            <w:tcMar>
+              <w:top w:type="dxa" w:w="40"/>
+              <w:left w:type="dxa" w:w="70"/>
+              <w:bottom w:type="dxa" w:w="40"/>
+              <w:right w:type="dxa" w:w="70"/>
+            </w:tcMar>
+          </w:tcPr>
+          <w:p>
+            <w:pPr>
+              <w:spacing w:after="0" w:before="0"/>
+            </w:pPr>
+            <w:r>
+              <w:rPr>
+                <w:rFonts w:ascii="Calibri" w:cs="Calibri" w:eastAsia="Calibri" w:hAnsi="Calibri"/>
+                <w:b w:val="false"/>
+                <w:bCs w:val="false"/>
+                <w:sz w:val="17"/>
+                <w:szCs w:val="17"/>
+              </w:rPr>
+              <w:t xml:space="preserve">random seed</w:t>
+            </w:r>
+          </w:p>
+        </w:tc>
+        <w:tc>
+          <w:tcPr>
+            <w:tcW w:type="dxa" w:w="7192"/>
+            <w:tcMar>
+              <w:top w:type="dxa" w:w="40"/>
+              <w:left w:type="dxa" w:w="70"/>
+              <w:bottom w:type="dxa" w:w="40"/>
+              <w:right w:type="dxa" w:w="70"/>
+            </w:tcMar>
+          </w:tcPr>
+          <w:p>
+            <w:pPr>
+              <w:spacing w:after="0" w:before="0"/>
+            </w:pPr>
+            <w:r>
+              <w:rPr>
+                <w:rFonts w:ascii="Calibri" w:cs="Calibri" w:eastAsia="Calibri" w:hAnsi="Calibri"/>
+                <w:b w:val="false"/>
+                <w:bCs w:val="false"/>
+                <w:sz w:val="17"/>
+                <w:szCs w:val="17"/>
+              </w:rPr>
+              <w:t xml:space="preserve">none set; generation is not reproducible run to run</w:t>
             </w:r>
           </w:p>
         </w:tc>
@@ -10076,7 +10134,7 @@
           <w:sz w:val="20"/>
           <w:szCs w:val="20"/>
         </w:rPr>
-        <w:t xml:space="preserve">•  Model substitution, required by the data use agreements, and bounded by the paired comparison in Table S1.</w:t>
+        <w:t xml:space="preserve">•  Model substitution, required by the data use agreements, and bounded by the paired comparison in Table 4.1.</w:t>
       </w:r>
     </w:p>
     <w:p>
@@ -10118,7 +10176,7 @@
           <w:sz w:val="20"/>
           <w:szCs w:val="20"/>
         </w:rPr>
-        <w:t xml:space="preserve">•  Output cleaning: truncation at the first non-Latin character, because the substituted model occasionally breaks into another language mid-generation; removal of underscores; and dropping a trailing incomplete sentence rather than emitting a fragment.</w:t>
+        <w:t xml:space="preserve">•  Output cleaning: truncation at the first non-ASCII character, implemented as re.search(r"[^\x00-\x7F]", s), because the substituted model occasionally breaks into another language mid-generation; removal of underscores; and dropping a trailing incomplete sentence rather than emitting a fragment. Cleaning is applied inline during generation and only the cleaned strings are written, so raw pre-truncation generations were not retained and the frequency and content of truncation events cannot be reconstructed.</w:t>
       </w:r>
     </w:p>
     <w:p>
@@ -10814,116 +10872,6 @@
                 <w:szCs w:val="17"/>
               </w:rPr>
               <w:t xml:space="preserve">0/100</w:t>
-            </w:r>
-          </w:p>
-        </w:tc>
-      </w:tr>
-      <w:tr>
-        <w:trPr>
-          <w:cantSplit/>
-          <w:tblHeader w:val="false"/>
-        </w:trPr>
-        <w:tc>
-          <w:tcPr>
-            <w:tcW w:type="dxa" w:w="4183"/>
-            <w:tcMar>
-              <w:top w:type="dxa" w:w="40"/>
-              <w:left w:type="dxa" w:w="70"/>
-              <w:bottom w:type="dxa" w:w="40"/>
-              <w:right w:type="dxa" w:w="70"/>
-            </w:tcMar>
-          </w:tcPr>
-          <w:p>
-            <w:pPr>
-              <w:spacing w:after="0" w:before="0"/>
-            </w:pPr>
-            <w:r>
-              <w:rPr>
-                <w:rFonts w:ascii="Calibri" w:cs="Calibri" w:eastAsia="Calibri" w:hAnsi="Calibri"/>
-                <w:b w:val="false"/>
-                <w:bCs w:val="false"/>
-                <w:sz w:val="17"/>
-                <w:szCs w:val="17"/>
-              </w:rPr>
-              <w:t xml:space="preserve">non-ASCII in keyword output</w:t>
-            </w:r>
-          </w:p>
-        </w:tc>
-        <w:tc>
-          <w:tcPr>
-            <w:tcW w:type="dxa" w:w="1889"/>
-            <w:tcMar>
-              <w:top w:type="dxa" w:w="40"/>
-              <w:left w:type="dxa" w:w="70"/>
-              <w:bottom w:type="dxa" w:w="40"/>
-              <w:right w:type="dxa" w:w="70"/>
-            </w:tcMar>
-          </w:tcPr>
-          <w:p>
-            <w:pPr>
-              <w:spacing w:after="0" w:before="0"/>
-            </w:pPr>
-            <w:r>
-              <w:rPr>
-                <w:rFonts w:ascii="Calibri" w:cs="Calibri" w:eastAsia="Calibri" w:hAnsi="Calibri"/>
-                <w:b w:val="false"/>
-                <w:bCs w:val="false"/>
-                <w:sz w:val="17"/>
-                <w:szCs w:val="17"/>
-              </w:rPr>
-              <w:t xml:space="preserve">0</w:t>
-            </w:r>
-          </w:p>
-        </w:tc>
-        <w:tc>
-          <w:tcPr>
-            <w:tcW w:type="dxa" w:w="1889"/>
-            <w:tcMar>
-              <w:top w:type="dxa" w:w="40"/>
-              <w:left w:type="dxa" w:w="70"/>
-              <w:bottom w:type="dxa" w:w="40"/>
-              <w:right w:type="dxa" w:w="70"/>
-            </w:tcMar>
-          </w:tcPr>
-          <w:p>
-            <w:pPr>
-              <w:spacing w:after="0" w:before="0"/>
-            </w:pPr>
-            <w:r>
-              <w:rPr>
-                <w:rFonts w:ascii="Calibri" w:cs="Calibri" w:eastAsia="Calibri" w:hAnsi="Calibri"/>
-                <w:b w:val="false"/>
-                <w:bCs w:val="false"/>
-                <w:sz w:val="17"/>
-                <w:szCs w:val="17"/>
-              </w:rPr>
-              <w:t xml:space="preserve">0</w:t>
-            </w:r>
-          </w:p>
-        </w:tc>
-        <w:tc>
-          <w:tcPr>
-            <w:tcW w:type="dxa" w:w="1889"/>
-            <w:tcMar>
-              <w:top w:type="dxa" w:w="40"/>
-              <w:left w:type="dxa" w:w="70"/>
-              <w:bottom w:type="dxa" w:w="40"/>
-              <w:right w:type="dxa" w:w="70"/>
-            </w:tcMar>
-          </w:tcPr>
-          <w:p>
-            <w:pPr>
-              <w:spacing w:after="0" w:before="0"/>
-            </w:pPr>
-            <w:r>
-              <w:rPr>
-                <w:rFonts w:ascii="Calibri" w:cs="Calibri" w:eastAsia="Calibri" w:hAnsi="Calibri"/>
-                <w:b w:val="false"/>
-                <w:bCs w:val="false"/>
-                <w:sz w:val="17"/>
-                <w:szCs w:val="17"/>
-              </w:rPr>
-              <w:t xml:space="preserve">0</w:t>
             </w:r>
           </w:p>
         </w:tc>
@@ -11023,7 +10971,7 @@
           <w:sz w:val="20"/>
           <w:szCs w:val="20"/>
         </w:rPr>
-        <w:t xml:space="preserve">The paired comparison in Table S1 was run on MTSamples, a public corpus for which the derivation study's published queries exist. It bounds the substitution where both query sets can be compared. It cannot establish that the external result is unchanged by the substitution, because no published queries exist for the credentialed corpora, which is why the substitution was necessary.</w:t>
+        <w:t xml:space="preserve">The paired comparison in Table 4.1 was run on MTSamples, a public corpus for which the derivation study's published queries exist. It bounds the substitution where both query sets can be compared. It cannot establish that the external result is unchanged by the substitution, because no published queries exist for the credentialed corpora, which is why the substitution was necessary.</w:t>
       </w:r>
     </w:p>
     <w:sectPr>

--- a/appendices/MMA4_query_generation.docx
+++ b/appendices/MMA4_query_generation.docx
@@ -10134,7 +10134,7 @@
           <w:sz w:val="20"/>
           <w:szCs w:val="20"/>
         </w:rPr>
-        <w:t xml:space="preserve">•  Model substitution, required by the data use agreements, and bounded by the paired comparison in Table 4.1.</w:t>
+        <w:t xml:space="preserve">•  Model substitution, required by the data use agreements, and bounded by the paired comparison in Table S1.</w:t>
       </w:r>
     </w:p>
     <w:p>
@@ -10971,7 +10971,7 @@
           <w:sz w:val="20"/>
           <w:szCs w:val="20"/>
         </w:rPr>
-        <w:t xml:space="preserve">The paired comparison in Table 4.1 was run on MTSamples, a public corpus for which the derivation study's published queries exist. It bounds the substitution where both query sets can be compared. It cannot establish that the external result is unchanged by the substitution, because no published queries exist for the credentialed corpora, which is why the substitution was necessary.</w:t>
+        <w:t xml:space="preserve">The paired comparison in Table S1 was run on MTSamples, a public corpus for which the derivation study's published queries exist. It bounds the substitution where both query sets can be compared. It cannot establish that the external result is unchanged by the substitution, because no published queries exist for the credentialed corpora, which is why the substitution was necessary.</w:t>
       </w:r>
     </w:p>
     <w:sectPr>
